--- a/docs/forgotten-felines/published-policies/forgotten-felines-harassment-policy.docx
+++ b/docs/forgotten-felines/published-policies/forgotten-felines-harassment-policy.docx
@@ -250,31 +250,21 @@
     </w:p>
     <w:p>
       <w:r>
-        <w:t>Concerns should be reported as soon as possible to one of the following:</w:t>
+        <w:t xml:space="preserve">All complaints of harassment must be made to </w:t>
+      </w:r>
+      <w:r>
+        <w:rPr>
+          <w:b/>
+        </w:rPr>
+        <w:t>Bev Hibbert (Founder)</w:t>
+      </w:r>
+      <w:r>
+        <w:t>, as soon as possible. This can be by email, phone call, or message. If the allegation is against a Trustee, Bev Hibbert will lead the investigation.</w:t>
       </w:r>
     </w:p>
     <w:p>
-      <w:pPr>
-        <w:pStyle w:val="ListBullet"/>
-      </w:pPr>
       <w:r>
-        <w:t>Safeguarding Lead (for safeguarding-related incidents)</w:t>
-      </w:r>
-    </w:p>
-    <w:p>
-      <w:pPr>
-        <w:pStyle w:val="ListBullet"/>
-      </w:pPr>
-      <w:r>
-        <w:t>Chair</w:t>
-      </w:r>
-    </w:p>
-    <w:p>
-      <w:pPr>
-        <w:pStyle w:val="ListBullet"/>
-      </w:pPr>
-      <w:r>
-        <w:t>Incident Reporting &amp; Complaints owner</w:t>
+        <w:t>For safeguarding-related incidents, the Safeguarding Lead should also be informed.</w:t>
       </w:r>
     </w:p>
     <w:p>
@@ -514,6 +504,11 @@
     </w:p>
     <w:p>
       <w:r>
+        <w:t>Where a harassment allegation is upheld, the volunteer or trustee will be asked to leave the charity.</w:t>
+      </w:r>
+    </w:p>
+    <w:p>
+      <w:r>
         <w:t>Serious or criminal behaviour may be referred to police and/or the Charity Commission.</w:t>
       </w:r>
     </w:p>
@@ -535,7 +530,7 @@
     </w:p>
     <w:p>
       <w:r>
-        <w:t>Reports made in good faith are supported, even if not upheld. Knowingly false or malicious allegations may result in disciplinary action.</w:t>
+        <w:t>Reports made in good faith are supported, even if not upheld. Malicious or vexatious allegations of harassment will be dealt with by Bev Hibbert (Founder) in line with Charity Commission guidelines, and may result in disciplinary action.</w:t>
       </w:r>
     </w:p>
     <w:p>
@@ -661,6 +656,22 @@
     <w:p>
       <w:r>
         <w:t>This policy will be reviewed at least annually, or sooner following a serious incident or legal/regulatory change.</w:t>
+      </w:r>
+    </w:p>
+    <w:p>
+      <w:r>
+        <w:rPr>
+          <w:i/>
+        </w:rPr>
+        <w:t>________________________________________</w:t>
+      </w:r>
+    </w:p>
+    <w:p>
+      <w:r>
+        <w:rPr>
+          <w:b/>
+        </w:rPr>
+        <w:t>Forgotten Felines Cat Rescue operates a zero tolerance policy against bullying and harassment.</w:t>
       </w:r>
     </w:p>
     <w:sectPr>
